--- a/model/dataTemp/ConSon.docx
+++ b/model/dataTemp/ConSon.docx
@@ -14,11 +14,6 @@
     </w:p>
     <w:p>
       <w:r>
-        <w:t>Mục lục</w:t>
-      </w:r>
-    </w:p>
-    <w:p>
-      <w:r>
         <w:t>Du lịch Cồn Sơn Cần Thơ - một cồn đất nhỏ nằm trên con sông Hậu hiền hòa giữa 2 tỉnh Cần Thơ - Vĩnh Long với chưa tới 100 hộ dân sinh sống sẽ là địa điểm khám phá tuyệt vời cho bạn và gia đình chỉ trong 1 ngày cuối tuần. Quá là hợp lý đúng không nào? Giờ thì hãy cùng mình tìm hiểu kinh nghiệm du lịch Cồn Sơn tự túc từ A - Z nhé!</w:t>
       </w:r>
     </w:p>
@@ -59,90 +54,12 @@
     </w:p>
     <w:p>
       <w:r>
+        <w:t>1.3. Nguồn gốc hình thành làng du lịch Cồn Sơn Cần Thơ</w:t>
+      </w:r>
+    </w:p>
+    <w:p>
+      <w:r>
         <w:lastRenderedPageBreak/>
-        <w:drawing>
-          <wp:inline distT="0" distB="0" distL="0" distR="0" wp14:anchorId="21EB025B" wp14:editId="6DA9B31D">
-            <wp:extent cx="5943600" cy="4071620"/>
-            <wp:effectExtent l="0" t="0" r="0" b="5080"/>
-            <wp:docPr id="903325846" name="Picture 122" descr="Du lịch Cồn Sơn Cần Thơ"/>
-            <wp:cNvGraphicFramePr>
-              <a:graphicFrameLocks xmlns:a="http://schemas.openxmlformats.org/drawingml/2006/main" noChangeAspect="1"/>
-            </wp:cNvGraphicFramePr>
-            <a:graphic xmlns:a="http://schemas.openxmlformats.org/drawingml/2006/main">
-              <a:graphicData uri="http://schemas.openxmlformats.org/drawingml/2006/picture">
-                <pic:pic xmlns:pic="http://schemas.openxmlformats.org/drawingml/2006/picture">
-                  <pic:nvPicPr>
-                    <pic:cNvPr id="0" name="Picture 372" descr="Du lịch Cồn Sơn Cần Thơ"/>
-                    <pic:cNvPicPr>
-                      <a:picLocks noChangeAspect="1" noChangeArrowheads="1"/>
-                    </pic:cNvPicPr>
-                  </pic:nvPicPr>
-                  <pic:blipFill>
-                    <a:blip r:embed="rId5">
-                      <a:extLst>
-                        <a:ext uri="{28A0092B-C50C-407E-A947-70E740481C1C}">
-                          <a14:useLocalDpi xmlns:a14="http://schemas.microsoft.com/office/drawing/2010/main" val="0"/>
-                        </a:ext>
-                      </a:extLst>
-                    </a:blip>
-                    <a:srcRect/>
-                    <a:stretch>
-                      <a:fillRect/>
-                    </a:stretch>
-                  </pic:blipFill>
-                  <pic:spPr bwMode="auto">
-                    <a:xfrm>
-                      <a:off x="0" y="0"/>
-                      <a:ext cx="5943600" cy="4071620"/>
-                    </a:xfrm>
-                    <a:prstGeom prst="rect">
-                      <a:avLst/>
-                    </a:prstGeom>
-                    <a:noFill/>
-                    <a:ln>
-                      <a:noFill/>
-                    </a:ln>
-                  </pic:spPr>
-                </pic:pic>
-              </a:graphicData>
-            </a:graphic>
-          </wp:inline>
-        </w:drawing>
-      </w:r>
-      <w:r>
-        <w:rPr>
-          <w:i/>
-          <w:iCs/>
-        </w:rPr>
-        <w:t>Để khám phá hết những trải nghiệm và hoạt động thú vị tại đây, bạn nên dành trọn vẹn 1 ngày để du lịch Cồn Sơn Cần Thơ nhé! (Ảnh: sưu tầm)</w:t>
-      </w:r>
-    </w:p>
-    <w:p>
-      <w:r>
-        <w:rPr>
-          <w:i/>
-          <w:iCs/>
-        </w:rPr>
-        <w:t>&gt;&gt;&gt; Tham khảo thêm: </w:t>
-      </w:r>
-      <w:hyperlink r:id="rId6" w:history="1">
-        <w:r>
-          <w:rPr>
-            <w:rStyle w:val="Hyperlink"/>
-            <w:i/>
-            <w:iCs/>
-          </w:rPr>
-          <w:t>Chơi gì ở Cần Thơ? Check-in 35 điểm du lịch hấp dẫn bậc nhất xứ Tây Đô</w:t>
-        </w:r>
-      </w:hyperlink>
-    </w:p>
-    <w:p>
-      <w:r>
-        <w:t>1.3. Nguồn gốc hình thành làng du lịch Cồn Sơn Cần Thơ</w:t>
-      </w:r>
-    </w:p>
-    <w:p>
-      <w:r>
         <w:t>Hình thành ý tưởng năm 2014: đây cũng là một cơ duyên khi ngày đó Cồn Sơn được chọn là nơi ghi hình cho chương trình: “Một ngày làm nông dân” trong buổi dã ngoại của một nhóm học sinh.</w:t>
       </w:r>
     </w:p>
@@ -163,296 +80,6 @@
     </w:p>
     <w:p>
       <w:r>
-        <w:drawing>
-          <wp:inline distT="0" distB="0" distL="0" distR="0" wp14:anchorId="4FC61EB2" wp14:editId="30BA7796">
-            <wp:extent cx="5943600" cy="4457700"/>
-            <wp:effectExtent l="0" t="0" r="0" b="0"/>
-            <wp:docPr id="1146128759" name="Picture 121" descr="Du lịch Cồn Sơn Cần Thơ"/>
-            <wp:cNvGraphicFramePr>
-              <a:graphicFrameLocks xmlns:a="http://schemas.openxmlformats.org/drawingml/2006/main" noChangeAspect="1"/>
-            </wp:cNvGraphicFramePr>
-            <a:graphic xmlns:a="http://schemas.openxmlformats.org/drawingml/2006/main">
-              <a:graphicData uri="http://schemas.openxmlformats.org/drawingml/2006/picture">
-                <pic:pic xmlns:pic="http://schemas.openxmlformats.org/drawingml/2006/picture">
-                  <pic:nvPicPr>
-                    <pic:cNvPr id="0" name="Picture 373" descr="Du lịch Cồn Sơn Cần Thơ"/>
-                    <pic:cNvPicPr>
-                      <a:picLocks noChangeAspect="1" noChangeArrowheads="1"/>
-                    </pic:cNvPicPr>
-                  </pic:nvPicPr>
-                  <pic:blipFill>
-                    <a:blip r:embed="rId7">
-                      <a:extLst>
-                        <a:ext uri="{28A0092B-C50C-407E-A947-70E740481C1C}">
-                          <a14:useLocalDpi xmlns:a14="http://schemas.microsoft.com/office/drawing/2010/main" val="0"/>
-                        </a:ext>
-                      </a:extLst>
-                    </a:blip>
-                    <a:srcRect/>
-                    <a:stretch>
-                      <a:fillRect/>
-                    </a:stretch>
-                  </pic:blipFill>
-                  <pic:spPr bwMode="auto">
-                    <a:xfrm>
-                      <a:off x="0" y="0"/>
-                      <a:ext cx="5943600" cy="4457700"/>
-                    </a:xfrm>
-                    <a:prstGeom prst="rect">
-                      <a:avLst/>
-                    </a:prstGeom>
-                    <a:noFill/>
-                    <a:ln>
-                      <a:noFill/>
-                    </a:ln>
-                  </pic:spPr>
-                </pic:pic>
-              </a:graphicData>
-            </a:graphic>
-          </wp:inline>
-        </w:drawing>
-      </w:r>
-      <w:r>
-        <w:rPr>
-          <w:i/>
-          <w:iCs/>
-        </w:rPr>
-        <w:t>Giữa mảnh đất Tây Đô hoa lệ, làng du lịch Cồn Sơn Cần Thơ là điểm đến lý tưởng bạn không thể bỏ lỡ khi du lịch Cần Thơ (Ảnh: sưu tầm)</w:t>
-      </w:r>
-    </w:p>
-    <w:p>
-      <w:r>
-        <w:drawing>
-          <wp:inline distT="0" distB="0" distL="0" distR="0" wp14:anchorId="7E9470FF" wp14:editId="3AB1900D">
-            <wp:extent cx="5943600" cy="3962400"/>
-            <wp:effectExtent l="0" t="0" r="0" b="0"/>
-            <wp:docPr id="1373009824" name="Picture 120" descr="anh khong gian phong"/>
-            <wp:cNvGraphicFramePr>
-              <a:graphicFrameLocks xmlns:a="http://schemas.openxmlformats.org/drawingml/2006/main" noChangeAspect="1"/>
-            </wp:cNvGraphicFramePr>
-            <a:graphic xmlns:a="http://schemas.openxmlformats.org/drawingml/2006/main">
-              <a:graphicData uri="http://schemas.openxmlformats.org/drawingml/2006/picture">
-                <pic:pic xmlns:pic="http://schemas.openxmlformats.org/drawingml/2006/picture">
-                  <pic:nvPicPr>
-                    <pic:cNvPr id="0" name="Picture 374" descr="anh khong gian phong"/>
-                    <pic:cNvPicPr>
-                      <a:picLocks noChangeAspect="1" noChangeArrowheads="1"/>
-                    </pic:cNvPicPr>
-                  </pic:nvPicPr>
-                  <pic:blipFill>
-                    <a:blip r:embed="rId8">
-                      <a:extLst>
-                        <a:ext uri="{28A0092B-C50C-407E-A947-70E740481C1C}">
-                          <a14:useLocalDpi xmlns:a14="http://schemas.microsoft.com/office/drawing/2010/main" val="0"/>
-                        </a:ext>
-                      </a:extLst>
-                    </a:blip>
-                    <a:srcRect/>
-                    <a:stretch>
-                      <a:fillRect/>
-                    </a:stretch>
-                  </pic:blipFill>
-                  <pic:spPr bwMode="auto">
-                    <a:xfrm>
-                      <a:off x="0" y="0"/>
-                      <a:ext cx="5943600" cy="3962400"/>
-                    </a:xfrm>
-                    <a:prstGeom prst="rect">
-                      <a:avLst/>
-                    </a:prstGeom>
-                    <a:noFill/>
-                    <a:ln>
-                      <a:noFill/>
-                    </a:ln>
-                  </pic:spPr>
-                </pic:pic>
-              </a:graphicData>
-            </a:graphic>
-          </wp:inline>
-        </w:drawing>
-      </w:r>
-    </w:p>
-    <w:p>
-      <w:r>
-        <mc:AlternateContent>
-          <mc:Choice Requires="wps">
-            <w:drawing>
-              <wp:inline distT="0" distB="0" distL="0" distR="0" wp14:anchorId="1FBFDAC7" wp14:editId="42C0F923">
-                <wp:extent cx="304800" cy="304800"/>
-                <wp:effectExtent l="0" t="0" r="0" b="0"/>
-                <wp:docPr id="1133935653" name="Rectangle 119" descr="icon prev">
-                  <a:hlinkClick xmlns:a="http://schemas.openxmlformats.org/drawingml/2006/main" r:id="rId9"/>
-                </wp:docPr>
-                <wp:cNvGraphicFramePr>
-                  <a:graphicFrameLocks xmlns:a="http://schemas.openxmlformats.org/drawingml/2006/main" noChangeAspect="1"/>
-                </wp:cNvGraphicFramePr>
-                <a:graphic xmlns:a="http://schemas.openxmlformats.org/drawingml/2006/main">
-                  <a:graphicData uri="http://schemas.microsoft.com/office/word/2010/wordprocessingShape">
-                    <wps:wsp>
-                      <wps:cNvSpPr>
-                        <a:spLocks noChangeAspect="1" noChangeArrowheads="1"/>
-                      </wps:cNvSpPr>
-                      <wps:spPr bwMode="auto">
-                        <a:xfrm>
-                          <a:off x="0" y="0"/>
-                          <a:ext cx="304800" cy="304800"/>
-                        </a:xfrm>
-                        <a:prstGeom prst="rect">
-                          <a:avLst/>
-                        </a:prstGeom>
-                        <a:noFill/>
-                        <a:ln>
-                          <a:noFill/>
-                        </a:ln>
-                        <a:extLst>
-                          <a:ext uri="{909E8E84-426E-40DD-AFC4-6F175D3DCCD1}">
-                            <a14:hiddenFill xmlns:a14="http://schemas.microsoft.com/office/drawing/2010/main">
-                              <a:solidFill>
-                                <a:srgbClr val="FFFFFF"/>
-                              </a:solidFill>
-                            </a14:hiddenFill>
-                          </a:ext>
-                          <a:ext uri="{91240B29-F687-4F45-9708-019B960494DF}">
-                            <a14:hiddenLine xmlns:a14="http://schemas.microsoft.com/office/drawing/2010/main" w="9525">
-                              <a:solidFill>
-                                <a:srgbClr val="000000"/>
-                              </a:solidFill>
-                              <a:miter lim="800000"/>
-                              <a:headEnd/>
-                              <a:tailEnd/>
-                            </a14:hiddenLine>
-                          </a:ext>
-                        </a:extLst>
-                      </wps:spPr>
-                      <wps:bodyPr rot="0" vert="horz" wrap="square" lIns="91440" tIns="45720" rIns="91440" bIns="45720" anchor="t" anchorCtr="0" upright="1">
-                        <a:noAutofit/>
-                      </wps:bodyPr>
-                    </wps:wsp>
-                  </a:graphicData>
-                </a:graphic>
-              </wp:inline>
-            </w:drawing>
-          </mc:Choice>
-          <mc:Fallback>
-            <w:pict>
-              <v:rect w14:anchorId="0499988A" id="Rectangle 119" o:spid="_x0000_s1026" alt="icon prev" href="https://vinpearl.com/vi/du-lich-con-son-can-tho-huong-dan-di-chuyen-an-uong-vui-choi-tu-a-z#carousel-bdaa" style="width:24pt;height:24pt;visibility:visible;mso-wrap-style:square;mso-left-percent:-10001;mso-top-percent:-10001;mso-position-horizontal:absolute;mso-position-horizontal-relative:char;mso-position-vertical:absolute;mso-position-vertical-relative:line;mso-left-percent:-10001;mso-top-percent:-10001;v-text-anchor:top" o:gfxdata="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" o:button="t" filled="f" stroked="f">
-                <v:fill o:detectmouseclick="t"/>
-                <o:lock v:ext="edit" aspectratio="t"/>
-                <w10:anchorlock/>
-              </v:rect>
-            </w:pict>
-          </mc:Fallback>
-        </mc:AlternateContent>
-      </w:r>
-      <w:r>
-        <mc:AlternateContent>
-          <mc:Choice Requires="wps">
-            <w:drawing>
-              <wp:inline distT="0" distB="0" distL="0" distR="0" wp14:anchorId="1E38CCC0" wp14:editId="7E58B59A">
-                <wp:extent cx="304800" cy="304800"/>
-                <wp:effectExtent l="0" t="0" r="0" b="0"/>
-                <wp:docPr id="204033085" name="Rectangle 118" descr="icon next">
-                  <a:hlinkClick xmlns:a="http://schemas.openxmlformats.org/drawingml/2006/main" r:id="rId9"/>
-                </wp:docPr>
-                <wp:cNvGraphicFramePr>
-                  <a:graphicFrameLocks xmlns:a="http://schemas.openxmlformats.org/drawingml/2006/main" noChangeAspect="1"/>
-                </wp:cNvGraphicFramePr>
-                <a:graphic xmlns:a="http://schemas.openxmlformats.org/drawingml/2006/main">
-                  <a:graphicData uri="http://schemas.microsoft.com/office/word/2010/wordprocessingShape">
-                    <wps:wsp>
-                      <wps:cNvSpPr>
-                        <a:spLocks noChangeAspect="1" noChangeArrowheads="1"/>
-                      </wps:cNvSpPr>
-                      <wps:spPr bwMode="auto">
-                        <a:xfrm>
-                          <a:off x="0" y="0"/>
-                          <a:ext cx="304800" cy="304800"/>
-                        </a:xfrm>
-                        <a:prstGeom prst="rect">
-                          <a:avLst/>
-                        </a:prstGeom>
-                        <a:noFill/>
-                        <a:ln>
-                          <a:noFill/>
-                        </a:ln>
-                        <a:extLst>
-                          <a:ext uri="{909E8E84-426E-40DD-AFC4-6F175D3DCCD1}">
-                            <a14:hiddenFill xmlns:a14="http://schemas.microsoft.com/office/drawing/2010/main">
-                              <a:solidFill>
-                                <a:srgbClr val="FFFFFF"/>
-                              </a:solidFill>
-                            </a14:hiddenFill>
-                          </a:ext>
-                          <a:ext uri="{91240B29-F687-4F45-9708-019B960494DF}">
-                            <a14:hiddenLine xmlns:a14="http://schemas.microsoft.com/office/drawing/2010/main" w="9525">
-                              <a:solidFill>
-                                <a:srgbClr val="000000"/>
-                              </a:solidFill>
-                              <a:miter lim="800000"/>
-                              <a:headEnd/>
-                              <a:tailEnd/>
-                            </a14:hiddenLine>
-                          </a:ext>
-                        </a:extLst>
-                      </wps:spPr>
-                      <wps:bodyPr rot="0" vert="horz" wrap="square" lIns="91440" tIns="45720" rIns="91440" bIns="45720" anchor="t" anchorCtr="0" upright="1">
-                        <a:noAutofit/>
-                      </wps:bodyPr>
-                    </wps:wsp>
-                  </a:graphicData>
-                </a:graphic>
-              </wp:inline>
-            </w:drawing>
-          </mc:Choice>
-          <mc:Fallback>
-            <w:pict>
-              <v:rect w14:anchorId="1BECFE36" id="Rectangle 118" o:spid="_x0000_s1026" alt="icon next" href="https://vinpearl.com/vi/du-lich-con-son-can-tho-huong-dan-di-chuyen-an-uong-vui-choi-tu-a-z#carousel-bdaa" style="width:24pt;height:24pt;visibility:visible;mso-wrap-style:square;mso-left-percent:-10001;mso-top-percent:-10001;mso-position-horizontal:absolute;mso-position-horizontal-relative:char;mso-position-vertical:absolute;mso-position-vertical-relative:line;mso-left-percent:-10001;mso-top-percent:-10001;v-text-anchor:top" o:gfxdata="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" o:button="t" filled="f" stroked="f">
-                <v:fill o:detectmouseclick="t"/>
-                <o:lock v:ext="edit" aspectratio="t"/>
-                <w10:anchorlock/>
-              </v:rect>
-            </w:pict>
-          </mc:Fallback>
-        </mc:AlternateContent>
-      </w:r>
-    </w:p>
-    <w:p>
-      <w:r>
-        <w:t>Vinpearl Hà Tĩnh, Affiliated by Meliá</w:t>
-      </w:r>
-    </w:p>
-    <w:p>
-      <w:r>
-        <w:t>Bùng binh Hà Huy Tập, Hàm Nghi, Hà Tĩnh, Việt Nam</w:t>
-      </w:r>
-    </w:p>
-    <w:p>
-      <w:r>
-        <w:t>Giá công bố1.660.000 VND</w:t>
-      </w:r>
-    </w:p>
-    <w:p>
-      <w:r>
-        <w:t>Giá thành viên1.577.000 VND</w:t>
-      </w:r>
-    </w:p>
-    <w:p>
-      <w:r>
-        <w:t>/đêm</w:t>
-      </w:r>
-    </w:p>
-    <w:p>
-      <w:hyperlink r:id="rId10" w:tgtFrame="_blank" w:history="1">
-        <w:r>
-          <w:rPr>
-            <w:rStyle w:val="Hyperlink"/>
-          </w:rPr>
-          <w:t>Đặt ngay</w:t>
-        </w:r>
-      </w:hyperlink>
-    </w:p>
-    <w:p>
-      <w:r>
         <w:t>2. Kinh nghiệm du lịch Cồn Sơn tự túc</w:t>
       </w:r>
     </w:p>
@@ -469,65 +96,6 @@
     <w:p>
       <w:r>
         <w:t>Đây là thời điểm những vườn trái cây tại đây như nhãn, chôm chôm, bưởi, vú sữa, mít, ổi… chín rộ và vào mùa thu hoạch nên bạn sẽ được tha hồ thưởng thức và có những chiếc ảnh check-in đẹp nhé!</w:t>
-      </w:r>
-    </w:p>
-    <w:p>
-      <w:r>
-        <w:drawing>
-          <wp:inline distT="0" distB="0" distL="0" distR="0" wp14:anchorId="0413AE08" wp14:editId="6EB57AE6">
-            <wp:extent cx="5943600" cy="4245610"/>
-            <wp:effectExtent l="0" t="0" r="0" b="2540"/>
-            <wp:docPr id="802555019" name="Picture 117" descr="Du lịch Cồn Sơn Cần Thơ"/>
-            <wp:cNvGraphicFramePr>
-              <a:graphicFrameLocks xmlns:a="http://schemas.openxmlformats.org/drawingml/2006/main" noChangeAspect="1"/>
-            </wp:cNvGraphicFramePr>
-            <a:graphic xmlns:a="http://schemas.openxmlformats.org/drawingml/2006/main">
-              <a:graphicData uri="http://schemas.openxmlformats.org/drawingml/2006/picture">
-                <pic:pic xmlns:pic="http://schemas.openxmlformats.org/drawingml/2006/picture">
-                  <pic:nvPicPr>
-                    <pic:cNvPr id="0" name="Picture 377" descr="Du lịch Cồn Sơn Cần Thơ"/>
-                    <pic:cNvPicPr>
-                      <a:picLocks noChangeAspect="1" noChangeArrowheads="1"/>
-                    </pic:cNvPicPr>
-                  </pic:nvPicPr>
-                  <pic:blipFill>
-                    <a:blip r:embed="rId11">
-                      <a:extLst>
-                        <a:ext uri="{28A0092B-C50C-407E-A947-70E740481C1C}">
-                          <a14:useLocalDpi xmlns:a14="http://schemas.microsoft.com/office/drawing/2010/main" val="0"/>
-                        </a:ext>
-                      </a:extLst>
-                    </a:blip>
-                    <a:srcRect/>
-                    <a:stretch>
-                      <a:fillRect/>
-                    </a:stretch>
-                  </pic:blipFill>
-                  <pic:spPr bwMode="auto">
-                    <a:xfrm>
-                      <a:off x="0" y="0"/>
-                      <a:ext cx="5943600" cy="4245610"/>
-                    </a:xfrm>
-                    <a:prstGeom prst="rect">
-                      <a:avLst/>
-                    </a:prstGeom>
-                    <a:noFill/>
-                    <a:ln>
-                      <a:noFill/>
-                    </a:ln>
-                  </pic:spPr>
-                </pic:pic>
-              </a:graphicData>
-            </a:graphic>
-          </wp:inline>
-        </w:drawing>
-      </w:r>
-      <w:r>
-        <w:rPr>
-          <w:i/>
-          <w:iCs/>
-        </w:rPr>
-        <w:t>Ăn trái cây thỏa thích khi du lịch Cồn Sơn Cần Thơ (Ảnh: sưu tầm)</w:t>
       </w:r>
     </w:p>
     <w:p>
@@ -557,65 +125,6 @@
       </w:r>
     </w:p>
     <w:p>
-      <w:r>
-        <w:drawing>
-          <wp:inline distT="0" distB="0" distL="0" distR="0" wp14:anchorId="020818F0" wp14:editId="16071EC4">
-            <wp:extent cx="5943600" cy="3500755"/>
-            <wp:effectExtent l="0" t="0" r="0" b="4445"/>
-            <wp:docPr id="1421494374" name="Picture 116" descr="Du lịch Cồn Sơn Cần Thơ"/>
-            <wp:cNvGraphicFramePr>
-              <a:graphicFrameLocks xmlns:a="http://schemas.openxmlformats.org/drawingml/2006/main" noChangeAspect="1"/>
-            </wp:cNvGraphicFramePr>
-            <a:graphic xmlns:a="http://schemas.openxmlformats.org/drawingml/2006/main">
-              <a:graphicData uri="http://schemas.openxmlformats.org/drawingml/2006/picture">
-                <pic:pic xmlns:pic="http://schemas.openxmlformats.org/drawingml/2006/picture">
-                  <pic:nvPicPr>
-                    <pic:cNvPr id="0" name="Picture 378" descr="Du lịch Cồn Sơn Cần Thơ"/>
-                    <pic:cNvPicPr>
-                      <a:picLocks noChangeAspect="1" noChangeArrowheads="1"/>
-                    </pic:cNvPicPr>
-                  </pic:nvPicPr>
-                  <pic:blipFill>
-                    <a:blip r:embed="rId12">
-                      <a:extLst>
-                        <a:ext uri="{28A0092B-C50C-407E-A947-70E740481C1C}">
-                          <a14:useLocalDpi xmlns:a14="http://schemas.microsoft.com/office/drawing/2010/main" val="0"/>
-                        </a:ext>
-                      </a:extLst>
-                    </a:blip>
-                    <a:srcRect/>
-                    <a:stretch>
-                      <a:fillRect/>
-                    </a:stretch>
-                  </pic:blipFill>
-                  <pic:spPr bwMode="auto">
-                    <a:xfrm>
-                      <a:off x="0" y="0"/>
-                      <a:ext cx="5943600" cy="3500755"/>
-                    </a:xfrm>
-                    <a:prstGeom prst="rect">
-                      <a:avLst/>
-                    </a:prstGeom>
-                    <a:noFill/>
-                    <a:ln>
-                      <a:noFill/>
-                    </a:ln>
-                  </pic:spPr>
-                </pic:pic>
-              </a:graphicData>
-            </a:graphic>
-          </wp:inline>
-        </w:drawing>
-      </w:r>
-      <w:r>
-        <w:rPr>
-          <w:i/>
-          <w:iCs/>
-        </w:rPr>
-        <w:t>Hướng dẫn đường đi đến khu du lịch Cồn Sơn Cần Thơ</w:t>
-      </w:r>
-    </w:p>
-    <w:p>
       <w:pPr>
         <w:numPr>
           <w:ilvl w:val="0"/>
@@ -633,25 +142,6 @@
     </w:p>
     <w:p>
       <w:r>
-        <w:rPr>
-          <w:i/>
-          <w:iCs/>
-        </w:rPr>
-        <w:t>&gt;&gt;&gt; Tham khảo thêm: </w:t>
-      </w:r>
-      <w:hyperlink r:id="rId13" w:history="1">
-        <w:r>
-          <w:rPr>
-            <w:rStyle w:val="Hyperlink"/>
-            <w:i/>
-            <w:iCs/>
-          </w:rPr>
-          <w:t>Kinh nghiệm du lịch Cần Thơ 3 ngày 2 đêm: ăn gì - chơi gì - ở đâu?</w:t>
-        </w:r>
-      </w:hyperlink>
-    </w:p>
-    <w:p>
-      <w:r>
         <w:t>3. Du lịch Cồn Sơn Cần Thơ có gì vui?</w:t>
       </w:r>
     </w:p>
@@ -669,7 +159,7 @@
       <w:r>
         <w:t>Theo </w:t>
       </w:r>
-      <w:hyperlink r:id="rId14" w:history="1">
+      <w:hyperlink r:id="rId5" w:history="1">
         <w:r>
           <w:rPr>
             <w:rStyle w:val="Hyperlink"/>
@@ -710,65 +200,6 @@
     </w:p>
     <w:p>
       <w:r>
-        <w:drawing>
-          <wp:inline distT="0" distB="0" distL="0" distR="0" wp14:anchorId="0BB1733A" wp14:editId="5980D12F">
-            <wp:extent cx="5943600" cy="3209290"/>
-            <wp:effectExtent l="0" t="0" r="0" b="0"/>
-            <wp:docPr id="278296722" name="Picture 115" descr="Du lịch Cồn Sơn Cần Thơ"/>
-            <wp:cNvGraphicFramePr>
-              <a:graphicFrameLocks xmlns:a="http://schemas.openxmlformats.org/drawingml/2006/main" noChangeAspect="1"/>
-            </wp:cNvGraphicFramePr>
-            <a:graphic xmlns:a="http://schemas.openxmlformats.org/drawingml/2006/main">
-              <a:graphicData uri="http://schemas.openxmlformats.org/drawingml/2006/picture">
-                <pic:pic xmlns:pic="http://schemas.openxmlformats.org/drawingml/2006/picture">
-                  <pic:nvPicPr>
-                    <pic:cNvPr id="0" name="Picture 379" descr="Du lịch Cồn Sơn Cần Thơ"/>
-                    <pic:cNvPicPr>
-                      <a:picLocks noChangeAspect="1" noChangeArrowheads="1"/>
-                    </pic:cNvPicPr>
-                  </pic:nvPicPr>
-                  <pic:blipFill>
-                    <a:blip r:embed="rId15">
-                      <a:extLst>
-                        <a:ext uri="{28A0092B-C50C-407E-A947-70E740481C1C}">
-                          <a14:useLocalDpi xmlns:a14="http://schemas.microsoft.com/office/drawing/2010/main" val="0"/>
-                        </a:ext>
-                      </a:extLst>
-                    </a:blip>
-                    <a:srcRect/>
-                    <a:stretch>
-                      <a:fillRect/>
-                    </a:stretch>
-                  </pic:blipFill>
-                  <pic:spPr bwMode="auto">
-                    <a:xfrm>
-                      <a:off x="0" y="0"/>
-                      <a:ext cx="5943600" cy="3209290"/>
-                    </a:xfrm>
-                    <a:prstGeom prst="rect">
-                      <a:avLst/>
-                    </a:prstGeom>
-                    <a:noFill/>
-                    <a:ln>
-                      <a:noFill/>
-                    </a:ln>
-                  </pic:spPr>
-                </pic:pic>
-              </a:graphicData>
-            </a:graphic>
-          </wp:inline>
-        </w:drawing>
-      </w:r>
-      <w:r>
-        <w:rPr>
-          <w:i/>
-          <w:iCs/>
-        </w:rPr>
-        <w:t>Du lịch Cồn Sơn Cần Thơ (Ảnh: sưu tầm)</w:t>
-      </w:r>
-    </w:p>
-    <w:p>
-      <w:r>
         <w:t>3.1. Tham quan bè cá chú Bảy Bon</w:t>
       </w:r>
     </w:p>
@@ -792,7 +223,7 @@
       <w:r>
         <w:t>Ở đây có trên 30 bè cá lớn nhỏ (khoảng 5.000m2) kết thành một dãy dài gần cây số và nuôi nhiều loại cá nhưng chủ yếu là thác lác cườm - một </w:t>
       </w:r>
-      <w:hyperlink r:id="rId16" w:history="1">
+      <w:hyperlink r:id="rId6" w:history="1">
         <w:r>
           <w:rPr>
             <w:rStyle w:val="Hyperlink"/>
@@ -806,253 +237,17 @@
     </w:p>
     <w:p>
       <w:r>
-        <w:drawing>
-          <wp:inline distT="0" distB="0" distL="0" distR="0" wp14:anchorId="319E28DA" wp14:editId="62723337">
-            <wp:extent cx="5943600" cy="3346450"/>
-            <wp:effectExtent l="0" t="0" r="0" b="6350"/>
-            <wp:docPr id="326407205" name="Picture 114" descr="Du lịch Cồn Sơn Cần Thơ"/>
-            <wp:cNvGraphicFramePr>
-              <a:graphicFrameLocks xmlns:a="http://schemas.openxmlformats.org/drawingml/2006/main" noChangeAspect="1"/>
-            </wp:cNvGraphicFramePr>
-            <a:graphic xmlns:a="http://schemas.openxmlformats.org/drawingml/2006/main">
-              <a:graphicData uri="http://schemas.openxmlformats.org/drawingml/2006/picture">
-                <pic:pic xmlns:pic="http://schemas.openxmlformats.org/drawingml/2006/picture">
-                  <pic:nvPicPr>
-                    <pic:cNvPr id="0" name="Picture 380" descr="Du lịch Cồn Sơn Cần Thơ"/>
-                    <pic:cNvPicPr>
-                      <a:picLocks noChangeAspect="1" noChangeArrowheads="1"/>
-                    </pic:cNvPicPr>
-                  </pic:nvPicPr>
-                  <pic:blipFill>
-                    <a:blip r:embed="rId17">
-                      <a:extLst>
-                        <a:ext uri="{28A0092B-C50C-407E-A947-70E740481C1C}">
-                          <a14:useLocalDpi xmlns:a14="http://schemas.microsoft.com/office/drawing/2010/main" val="0"/>
-                        </a:ext>
-                      </a:extLst>
-                    </a:blip>
-                    <a:srcRect/>
-                    <a:stretch>
-                      <a:fillRect/>
-                    </a:stretch>
-                  </pic:blipFill>
-                  <pic:spPr bwMode="auto">
-                    <a:xfrm>
-                      <a:off x="0" y="0"/>
-                      <a:ext cx="5943600" cy="3346450"/>
-                    </a:xfrm>
-                    <a:prstGeom prst="rect">
-                      <a:avLst/>
-                    </a:prstGeom>
-                    <a:noFill/>
-                    <a:ln>
-                      <a:noFill/>
-                    </a:ln>
-                  </pic:spPr>
-                </pic:pic>
-              </a:graphicData>
-            </a:graphic>
-          </wp:inline>
-        </w:drawing>
-      </w:r>
-      <w:r>
-        <w:rPr>
-          <w:i/>
-          <w:iCs/>
-        </w:rPr>
-        <w:t>Check-in cùng đàn cá Koi - review Cồn Sơn Cần Thơ (Ảnh: sưu tầm)</w:t>
-      </w:r>
-    </w:p>
-    <w:p>
-      <w:r>
         <w:t>Đến bè cá, bạn sẽ có cơ hội ngắm nhìn hàng nghìn con cá lạ và đầy đủ màu sắc tung tăng dưới bè như: cá tra, cá thác lác, cá Koi... Đặc biệt có những con chỉ để nhìn ngắm mà không để ăn như con cá hổ độ dài gần 50cm. Ngoài ra, nơi đây còn có trải nghiệm cho cá ăn rất thú vị. Chỉ cần bạn thả một nhúm thức ăn được chủ bè chuẩn bị sẵn xuống nước, hàng trăm con cá sẽ túm tụm, quẫy nước, tạo nên cảnh tượng đẹp mắt.</w:t>
       </w:r>
     </w:p>
     <w:p>
       <w:r>
-        <w:drawing>
-          <wp:inline distT="0" distB="0" distL="0" distR="0" wp14:anchorId="1B92072F" wp14:editId="5A849E57">
-            <wp:extent cx="5943600" cy="4457700"/>
-            <wp:effectExtent l="0" t="0" r="0" b="0"/>
-            <wp:docPr id="1573173919" name="Picture 113" descr="Du lịch Cồn Sơn Cần Thơ"/>
-            <wp:cNvGraphicFramePr>
-              <a:graphicFrameLocks xmlns:a="http://schemas.openxmlformats.org/drawingml/2006/main" noChangeAspect="1"/>
-            </wp:cNvGraphicFramePr>
-            <a:graphic xmlns:a="http://schemas.openxmlformats.org/drawingml/2006/main">
-              <a:graphicData uri="http://schemas.openxmlformats.org/drawingml/2006/picture">
-                <pic:pic xmlns:pic="http://schemas.openxmlformats.org/drawingml/2006/picture">
-                  <pic:nvPicPr>
-                    <pic:cNvPr id="0" name="Picture 381" descr="Du lịch Cồn Sơn Cần Thơ"/>
-                    <pic:cNvPicPr>
-                      <a:picLocks noChangeAspect="1" noChangeArrowheads="1"/>
-                    </pic:cNvPicPr>
-                  </pic:nvPicPr>
-                  <pic:blipFill>
-                    <a:blip r:embed="rId18">
-                      <a:extLst>
-                        <a:ext uri="{28A0092B-C50C-407E-A947-70E740481C1C}">
-                          <a14:useLocalDpi xmlns:a14="http://schemas.microsoft.com/office/drawing/2010/main" val="0"/>
-                        </a:ext>
-                      </a:extLst>
-                    </a:blip>
-                    <a:srcRect/>
-                    <a:stretch>
-                      <a:fillRect/>
-                    </a:stretch>
-                  </pic:blipFill>
-                  <pic:spPr bwMode="auto">
-                    <a:xfrm>
-                      <a:off x="0" y="0"/>
-                      <a:ext cx="5943600" cy="4457700"/>
-                    </a:xfrm>
-                    <a:prstGeom prst="rect">
-                      <a:avLst/>
-                    </a:prstGeom>
-                    <a:noFill/>
-                    <a:ln>
-                      <a:noFill/>
-                    </a:ln>
-                  </pic:spPr>
-                </pic:pic>
-              </a:graphicData>
-            </a:graphic>
-          </wp:inline>
-        </w:drawing>
-      </w:r>
-      <w:r>
-        <w:rPr>
-          <w:i/>
-          <w:iCs/>
-        </w:rPr>
-        <w:t>Bạn còn được mấy “em cá” massage nếu bỏ chân xuống nước nữa đó (Ảnh: sưu tầm)</w:t>
-      </w:r>
-    </w:p>
-    <w:p>
-      <w:r>
         <w:t>Sau khi tham quan xong bè cá chú Bảy Bon, giờ thì chúng ta chính thức bắt đầu hành trình du lịch Cồn Sơn Cần Thơ nào. Để thuận tiện cho việc sắp xếp lịch trình các điểm tham quan thì bạn nên tham khảo thêm bản đồ dưới đây nhé!</w:t>
       </w:r>
     </w:p>
     <w:p>
       <w:r>
-        <w:drawing>
-          <wp:inline distT="0" distB="0" distL="0" distR="0" wp14:anchorId="4C2A520E" wp14:editId="2F2E2BDA">
-            <wp:extent cx="5943600" cy="3328670"/>
-            <wp:effectExtent l="0" t="0" r="0" b="5080"/>
-            <wp:docPr id="1403722152" name="Picture 112" descr="Du lịch Cồn Sơn Cần Thơ"/>
-            <wp:cNvGraphicFramePr>
-              <a:graphicFrameLocks xmlns:a="http://schemas.openxmlformats.org/drawingml/2006/main" noChangeAspect="1"/>
-            </wp:cNvGraphicFramePr>
-            <a:graphic xmlns:a="http://schemas.openxmlformats.org/drawingml/2006/main">
-              <a:graphicData uri="http://schemas.openxmlformats.org/drawingml/2006/picture">
-                <pic:pic xmlns:pic="http://schemas.openxmlformats.org/drawingml/2006/picture">
-                  <pic:nvPicPr>
-                    <pic:cNvPr id="0" name="Picture 382" descr="Du lịch Cồn Sơn Cần Thơ"/>
-                    <pic:cNvPicPr>
-                      <a:picLocks noChangeAspect="1" noChangeArrowheads="1"/>
-                    </pic:cNvPicPr>
-                  </pic:nvPicPr>
-                  <pic:blipFill>
-                    <a:blip r:embed="rId19">
-                      <a:extLst>
-                        <a:ext uri="{28A0092B-C50C-407E-A947-70E740481C1C}">
-                          <a14:useLocalDpi xmlns:a14="http://schemas.microsoft.com/office/drawing/2010/main" val="0"/>
-                        </a:ext>
-                      </a:extLst>
-                    </a:blip>
-                    <a:srcRect/>
-                    <a:stretch>
-                      <a:fillRect/>
-                    </a:stretch>
-                  </pic:blipFill>
-                  <pic:spPr bwMode="auto">
-                    <a:xfrm>
-                      <a:off x="0" y="0"/>
-                      <a:ext cx="5943600" cy="3328670"/>
-                    </a:xfrm>
-                    <a:prstGeom prst="rect">
-                      <a:avLst/>
-                    </a:prstGeom>
-                    <a:noFill/>
-                    <a:ln>
-                      <a:noFill/>
-                    </a:ln>
-                  </pic:spPr>
-                </pic:pic>
-              </a:graphicData>
-            </a:graphic>
-          </wp:inline>
-        </w:drawing>
-      </w:r>
-      <w:r>
-        <w:rPr>
-          <w:i/>
-          <w:iCs/>
-        </w:rPr>
-        <w:t>Bản đồ các địa điểm chi tiết khi bạn du lịch Cồn Sơn Cần Thơ (Ảnh: sưu tầm)</w:t>
-      </w:r>
-    </w:p>
-    <w:p>
-      <w:r>
         <w:t>Đến Cồn Sơn, bạn sẽ có cảm giác như đi giữa màu xanh bất tận. Màu xanh từ những dải lục bình, rặng bần ven sông; màu xanh từ những vườn cây ăn trái và vườn rau xanh mướt. Hãy tận hưởng những phút giây thư giãn tuyệt vời, hít thở bầu không khí trong lành mát mẻ không ồn ào khói bụi nơi đây bạn nha. </w:t>
-      </w:r>
-    </w:p>
-    <w:p>
-      <w:r>
-        <w:drawing>
-          <wp:inline distT="0" distB="0" distL="0" distR="0" wp14:anchorId="0E9AB938" wp14:editId="1E0B968C">
-            <wp:extent cx="5943600" cy="3952240"/>
-            <wp:effectExtent l="0" t="0" r="0" b="0"/>
-            <wp:docPr id="849623486" name="Picture 111" descr="Du lịch Cồn Sơn Cần Thơ"/>
-            <wp:cNvGraphicFramePr>
-              <a:graphicFrameLocks xmlns:a="http://schemas.openxmlformats.org/drawingml/2006/main" noChangeAspect="1"/>
-            </wp:cNvGraphicFramePr>
-            <a:graphic xmlns:a="http://schemas.openxmlformats.org/drawingml/2006/main">
-              <a:graphicData uri="http://schemas.openxmlformats.org/drawingml/2006/picture">
-                <pic:pic xmlns:pic="http://schemas.openxmlformats.org/drawingml/2006/picture">
-                  <pic:nvPicPr>
-                    <pic:cNvPr id="0" name="Picture 383" descr="Du lịch Cồn Sơn Cần Thơ"/>
-                    <pic:cNvPicPr>
-                      <a:picLocks noChangeAspect="1" noChangeArrowheads="1"/>
-                    </pic:cNvPicPr>
-                  </pic:nvPicPr>
-                  <pic:blipFill>
-                    <a:blip r:embed="rId20">
-                      <a:extLst>
-                        <a:ext uri="{28A0092B-C50C-407E-A947-70E740481C1C}">
-                          <a14:useLocalDpi xmlns:a14="http://schemas.microsoft.com/office/drawing/2010/main" val="0"/>
-                        </a:ext>
-                      </a:extLst>
-                    </a:blip>
-                    <a:srcRect/>
-                    <a:stretch>
-                      <a:fillRect/>
-                    </a:stretch>
-                  </pic:blipFill>
-                  <pic:spPr bwMode="auto">
-                    <a:xfrm>
-                      <a:off x="0" y="0"/>
-                      <a:ext cx="5943600" cy="3952240"/>
-                    </a:xfrm>
-                    <a:prstGeom prst="rect">
-                      <a:avLst/>
-                    </a:prstGeom>
-                    <a:noFill/>
-                    <a:ln>
-                      <a:noFill/>
-                    </a:ln>
-                  </pic:spPr>
-                </pic:pic>
-              </a:graphicData>
-            </a:graphic>
-          </wp:inline>
-        </w:drawing>
-      </w:r>
-      <w:r>
-        <w:rPr>
-          <w:i/>
-          <w:iCs/>
-        </w:rPr>
-        <w:t>Cũng có thể dạo bộ để ngắm nhìn trọn vẹn nét đẹp nơi đây (Ảnh: sưu tầm)</w:t>
       </w:r>
     </w:p>
     <w:p>
@@ -1088,187 +283,15 @@
     </w:p>
     <w:p>
       <w:r>
-        <w:drawing>
-          <wp:inline distT="0" distB="0" distL="0" distR="0" wp14:anchorId="60C05822" wp14:editId="242F1D97">
-            <wp:extent cx="5943600" cy="3346450"/>
-            <wp:effectExtent l="0" t="0" r="0" b="6350"/>
-            <wp:docPr id="1130498898" name="Picture 110" descr="Du lịch Cồn Sơn Cần Thơ"/>
-            <wp:cNvGraphicFramePr>
-              <a:graphicFrameLocks xmlns:a="http://schemas.openxmlformats.org/drawingml/2006/main" noChangeAspect="1"/>
-            </wp:cNvGraphicFramePr>
-            <a:graphic xmlns:a="http://schemas.openxmlformats.org/drawingml/2006/main">
-              <a:graphicData uri="http://schemas.openxmlformats.org/drawingml/2006/picture">
-                <pic:pic xmlns:pic="http://schemas.openxmlformats.org/drawingml/2006/picture">
-                  <pic:nvPicPr>
-                    <pic:cNvPr id="0" name="Picture 384" descr="Du lịch Cồn Sơn Cần Thơ"/>
-                    <pic:cNvPicPr>
-                      <a:picLocks noChangeAspect="1" noChangeArrowheads="1"/>
-                    </pic:cNvPicPr>
-                  </pic:nvPicPr>
-                  <pic:blipFill>
-                    <a:blip r:embed="rId21">
-                      <a:extLst>
-                        <a:ext uri="{28A0092B-C50C-407E-A947-70E740481C1C}">
-                          <a14:useLocalDpi xmlns:a14="http://schemas.microsoft.com/office/drawing/2010/main" val="0"/>
-                        </a:ext>
-                      </a:extLst>
-                    </a:blip>
-                    <a:srcRect/>
-                    <a:stretch>
-                      <a:fillRect/>
-                    </a:stretch>
-                  </pic:blipFill>
-                  <pic:spPr bwMode="auto">
-                    <a:xfrm>
-                      <a:off x="0" y="0"/>
-                      <a:ext cx="5943600" cy="3346450"/>
-                    </a:xfrm>
-                    <a:prstGeom prst="rect">
-                      <a:avLst/>
-                    </a:prstGeom>
-                    <a:noFill/>
-                    <a:ln>
-                      <a:noFill/>
-                    </a:ln>
-                  </pic:spPr>
-                </pic:pic>
-              </a:graphicData>
-            </a:graphic>
-          </wp:inline>
-        </w:drawing>
-      </w:r>
-      <w:r>
-        <w:rPr>
-          <w:i/>
-          <w:iCs/>
-        </w:rPr>
-        <w:t>Các bạn nhỏ vô cùng thích thú khi thấy đàn cá cũng lao lên khỏi mặt nước (Ảnh: sưu tầm)</w:t>
-      </w:r>
-      <w:r>
-        <w:drawing>
-          <wp:inline distT="0" distB="0" distL="0" distR="0" wp14:anchorId="4E01F26F" wp14:editId="01A6F1E9">
-            <wp:extent cx="5943600" cy="2882265"/>
-            <wp:effectExtent l="0" t="0" r="0" b="0"/>
-            <wp:docPr id="168109204" name="Picture 109" descr="Du lịch Cồn Sơn Cần Thơ"/>
-            <wp:cNvGraphicFramePr>
-              <a:graphicFrameLocks xmlns:a="http://schemas.openxmlformats.org/drawingml/2006/main" noChangeAspect="1"/>
-            </wp:cNvGraphicFramePr>
-            <a:graphic xmlns:a="http://schemas.openxmlformats.org/drawingml/2006/main">
-              <a:graphicData uri="http://schemas.openxmlformats.org/drawingml/2006/picture">
-                <pic:pic xmlns:pic="http://schemas.openxmlformats.org/drawingml/2006/picture">
-                  <pic:nvPicPr>
-                    <pic:cNvPr id="0" name="Picture 385" descr="Du lịch Cồn Sơn Cần Thơ"/>
-                    <pic:cNvPicPr>
-                      <a:picLocks noChangeAspect="1" noChangeArrowheads="1"/>
-                    </pic:cNvPicPr>
-                  </pic:nvPicPr>
-                  <pic:blipFill>
-                    <a:blip r:embed="rId22">
-                      <a:extLst>
-                        <a:ext uri="{28A0092B-C50C-407E-A947-70E740481C1C}">
-                          <a14:useLocalDpi xmlns:a14="http://schemas.microsoft.com/office/drawing/2010/main" val="0"/>
-                        </a:ext>
-                      </a:extLst>
-                    </a:blip>
-                    <a:srcRect/>
-                    <a:stretch>
-                      <a:fillRect/>
-                    </a:stretch>
-                  </pic:blipFill>
-                  <pic:spPr bwMode="auto">
-                    <a:xfrm>
-                      <a:off x="0" y="0"/>
-                      <a:ext cx="5943600" cy="2882265"/>
-                    </a:xfrm>
-                    <a:prstGeom prst="rect">
-                      <a:avLst/>
-                    </a:prstGeom>
-                    <a:noFill/>
-                    <a:ln>
-                      <a:noFill/>
-                    </a:ln>
-                  </pic:spPr>
-                </pic:pic>
-              </a:graphicData>
-            </a:graphic>
-          </wp:inline>
-        </w:drawing>
-      </w:r>
-      <w:r>
-        <w:rPr>
-          <w:i/>
-          <w:iCs/>
-        </w:rPr>
-        <w:t>Chứng kiến cá lóc bay ngoạn mục (Ảnh: sưu tầm)</w:t>
-      </w:r>
-    </w:p>
-    <w:p>
-      <w:r>
         <w:t>Cho cá ăn cơm</w:t>
       </w:r>
     </w:p>
     <w:p>
       <w:r>
-        <w:t>Ngoài “cá lóc bay”, ở nhà vườn Song Khánh còn có một trải nghiệm khá lạ và mới mẻ chỉ nơi đây mới có là “cho các ăn cơm”. Bạn sẽ có cơ hội đút từng đàn cá trê, cá basa từng muỗng cơm. Khi đến giờ cơm, người dân nơi đây sẽ dùng cây gõ để tạo ra tiếng động; thu hút sự chú ý của đàn cá dưới hồ. Tuy nhiên, không phải ai cũng được trải nghiệm dịch vụ này. Vì vậy, bạn hãy liên hệ với nhà vườn Song Khánh trước khi đến nhé!</w:t>
-      </w:r>
-    </w:p>
-    <w:p>
-      <w:r>
-        <w:drawing>
-          <wp:inline distT="0" distB="0" distL="0" distR="0" wp14:anchorId="3BBE5D3F" wp14:editId="21A75749">
-            <wp:extent cx="5943600" cy="3346450"/>
-            <wp:effectExtent l="0" t="0" r="0" b="6350"/>
-            <wp:docPr id="1124550458" name="Picture 108" descr="Du lịch Cồn Sơn Cần Thơ"/>
-            <wp:cNvGraphicFramePr>
-              <a:graphicFrameLocks xmlns:a="http://schemas.openxmlformats.org/drawingml/2006/main" noChangeAspect="1"/>
-            </wp:cNvGraphicFramePr>
-            <a:graphic xmlns:a="http://schemas.openxmlformats.org/drawingml/2006/main">
-              <a:graphicData uri="http://schemas.openxmlformats.org/drawingml/2006/picture">
-                <pic:pic xmlns:pic="http://schemas.openxmlformats.org/drawingml/2006/picture">
-                  <pic:nvPicPr>
-                    <pic:cNvPr id="0" name="Picture 386" descr="Du lịch Cồn Sơn Cần Thơ"/>
-                    <pic:cNvPicPr>
-                      <a:picLocks noChangeAspect="1" noChangeArrowheads="1"/>
-                    </pic:cNvPicPr>
-                  </pic:nvPicPr>
-                  <pic:blipFill>
-                    <a:blip r:embed="rId23">
-                      <a:extLst>
-                        <a:ext uri="{28A0092B-C50C-407E-A947-70E740481C1C}">
-                          <a14:useLocalDpi xmlns:a14="http://schemas.microsoft.com/office/drawing/2010/main" val="0"/>
-                        </a:ext>
-                      </a:extLst>
-                    </a:blip>
-                    <a:srcRect/>
-                    <a:stretch>
-                      <a:fillRect/>
-                    </a:stretch>
-                  </pic:blipFill>
-                  <pic:spPr bwMode="auto">
-                    <a:xfrm>
-                      <a:off x="0" y="0"/>
-                      <a:ext cx="5943600" cy="3346450"/>
-                    </a:xfrm>
-                    <a:prstGeom prst="rect">
-                      <a:avLst/>
-                    </a:prstGeom>
-                    <a:noFill/>
-                    <a:ln>
-                      <a:noFill/>
-                    </a:ln>
-                  </pic:spPr>
-                </pic:pic>
-              </a:graphicData>
-            </a:graphic>
-          </wp:inline>
-        </w:drawing>
-      </w:r>
-      <w:r>
-        <w:rPr>
-          <w:i/>
-          <w:iCs/>
-        </w:rPr>
-        <w:t>Trải nghiệm cho cá ăn cơm (Ảnh: sưu tầm)</w:t>
+        <w:t>Ngoài “cá lóc bay”, ở nhà vườn Song Khánh còn có một trải nghiệm khá lạ và mới mẻ chỉ nơi đây mới có là “cho các ăn cơm”. Bạn sẽ có cơ hội đút từng đàn cá trê, cá basa từng muỗng cơm. Khi đến giờ cơm, người dân nơi đây sẽ dùng cây gõ để tạo ra tiếng động; thu hút sự chú ý của đàn cá dưới hồ. Tuy nhiên, không phải ai cũng được trải nghiệm dịch vụ này. Vì vậy, bạn hãy liên hệ với nhà vườn Song Khánh trước khi đến nhé</w:t>
+      </w:r>
+      <w:r>
+        <w:t>.</w:t>
       </w:r>
     </w:p>
     <w:p>
@@ -1278,129 +301,11 @@
     </w:p>
     <w:p>
       <w:r>
-        <w:drawing>
-          <wp:inline distT="0" distB="0" distL="0" distR="0" wp14:anchorId="110C1A53" wp14:editId="7A4ED332">
-            <wp:extent cx="5943600" cy="3952240"/>
-            <wp:effectExtent l="0" t="0" r="0" b="0"/>
-            <wp:docPr id="983973181" name="Picture 107" descr="Du lịch Cồn Sơn Cần Thơ"/>
-            <wp:cNvGraphicFramePr>
-              <a:graphicFrameLocks xmlns:a="http://schemas.openxmlformats.org/drawingml/2006/main" noChangeAspect="1"/>
-            </wp:cNvGraphicFramePr>
-            <a:graphic xmlns:a="http://schemas.openxmlformats.org/drawingml/2006/main">
-              <a:graphicData uri="http://schemas.openxmlformats.org/drawingml/2006/picture">
-                <pic:pic xmlns:pic="http://schemas.openxmlformats.org/drawingml/2006/picture">
-                  <pic:nvPicPr>
-                    <pic:cNvPr id="0" name="Picture 387" descr="Du lịch Cồn Sơn Cần Thơ"/>
-                    <pic:cNvPicPr>
-                      <a:picLocks noChangeAspect="1" noChangeArrowheads="1"/>
-                    </pic:cNvPicPr>
-                  </pic:nvPicPr>
-                  <pic:blipFill>
-                    <a:blip r:embed="rId24">
-                      <a:extLst>
-                        <a:ext uri="{28A0092B-C50C-407E-A947-70E740481C1C}">
-                          <a14:useLocalDpi xmlns:a14="http://schemas.microsoft.com/office/drawing/2010/main" val="0"/>
-                        </a:ext>
-                      </a:extLst>
-                    </a:blip>
-                    <a:srcRect/>
-                    <a:stretch>
-                      <a:fillRect/>
-                    </a:stretch>
-                  </pic:blipFill>
-                  <pic:spPr bwMode="auto">
-                    <a:xfrm>
-                      <a:off x="0" y="0"/>
-                      <a:ext cx="5943600" cy="3952240"/>
-                    </a:xfrm>
-                    <a:prstGeom prst="rect">
-                      <a:avLst/>
-                    </a:prstGeom>
-                    <a:noFill/>
-                    <a:ln>
-                      <a:noFill/>
-                    </a:ln>
-                  </pic:spPr>
-                </pic:pic>
-              </a:graphicData>
-            </a:graphic>
-          </wp:inline>
-        </w:drawing>
-      </w:r>
-      <w:r>
-        <w:rPr>
-          <w:i/>
-          <w:iCs/>
-        </w:rPr>
-        <w:t>Thử thách đi cầu khỉ ao sen tại làng du lịch Cồn Sơn Cần Thơ (Ảnh: sưu tầm)</w:t>
-      </w:r>
-    </w:p>
-    <w:p>
-      <w:r>
         <w:t>Tại đây, người dân nơi đây nuôi rất nhiều cá thác lác ở trong lồng bè. Vậy nên nếu vui chơi mệt rồi thì bạn nên dùng bữa trưa ngay tại Cồn Sơn với những món ăn siêu siêu ngon từ cá lóc ở đây như: chả cá lóc, lẩu cá lóc, cá lóc nướng trui… rất đậm đà hương vị thôn quê. Sau bữa ăn, bạn có thể nghỉ ngơi trên những chiếc võng mắc trong vườn, thả hồn theo gió mây. Vừa đu đưa, vừa lắng nghe chim hót, cũng là một cái thú vui khó tìm ở chốn phố thị Cần Thơ đó.</w:t>
       </w:r>
     </w:p>
     <w:p>
       <w:r>
-        <w:drawing>
-          <wp:inline distT="0" distB="0" distL="0" distR="0" wp14:anchorId="185A8CDD" wp14:editId="09DA4D1F">
-            <wp:extent cx="5943600" cy="3346450"/>
-            <wp:effectExtent l="0" t="0" r="0" b="6350"/>
-            <wp:docPr id="1744238475" name="Picture 106" descr="Du lịch Cồn Sơn Cần Thơ"/>
-            <wp:cNvGraphicFramePr>
-              <a:graphicFrameLocks xmlns:a="http://schemas.openxmlformats.org/drawingml/2006/main" noChangeAspect="1"/>
-            </wp:cNvGraphicFramePr>
-            <a:graphic xmlns:a="http://schemas.openxmlformats.org/drawingml/2006/main">
-              <a:graphicData uri="http://schemas.openxmlformats.org/drawingml/2006/picture">
-                <pic:pic xmlns:pic="http://schemas.openxmlformats.org/drawingml/2006/picture">
-                  <pic:nvPicPr>
-                    <pic:cNvPr id="0" name="Picture 388" descr="Du lịch Cồn Sơn Cần Thơ"/>
-                    <pic:cNvPicPr>
-                      <a:picLocks noChangeAspect="1" noChangeArrowheads="1"/>
-                    </pic:cNvPicPr>
-                  </pic:nvPicPr>
-                  <pic:blipFill>
-                    <a:blip r:embed="rId25">
-                      <a:extLst>
-                        <a:ext uri="{28A0092B-C50C-407E-A947-70E740481C1C}">
-                          <a14:useLocalDpi xmlns:a14="http://schemas.microsoft.com/office/drawing/2010/main" val="0"/>
-                        </a:ext>
-                      </a:extLst>
-                    </a:blip>
-                    <a:srcRect/>
-                    <a:stretch>
-                      <a:fillRect/>
-                    </a:stretch>
-                  </pic:blipFill>
-                  <pic:spPr bwMode="auto">
-                    <a:xfrm>
-                      <a:off x="0" y="0"/>
-                      <a:ext cx="5943600" cy="3346450"/>
-                    </a:xfrm>
-                    <a:prstGeom prst="rect">
-                      <a:avLst/>
-                    </a:prstGeom>
-                    <a:noFill/>
-                    <a:ln>
-                      <a:noFill/>
-                    </a:ln>
-                  </pic:spPr>
-                </pic:pic>
-              </a:graphicData>
-            </a:graphic>
-          </wp:inline>
-        </w:drawing>
-      </w:r>
-      <w:r>
-        <w:rPr>
-          <w:i/>
-          <w:iCs/>
-        </w:rPr>
-        <w:t>Đồ ăn ở đây khá rẻ, một bàn ăn khoảng 400.000 - 500.000 đồng là cả nhà 4,5 người có thể “no nê” rồi (Ảnh: sưu tầm)</w:t>
-      </w:r>
-    </w:p>
-    <w:p>
-      <w:r>
         <w:t>Có một điều vô cùng đặc biệt tại Cồn Sơn là các nhà vườn làm du lịch sẽ đạp xe đưa những món ăn đặc trưng của họ từ nhà này sang nhà khác trên con đê dưới tán cây xanh mát để đưa những món ăn đặc trưng của họ đến mâm cơm cho du khách.</w:t>
       </w:r>
     </w:p>
@@ -1421,68 +326,9 @@
     </w:p>
     <w:p>
       <w:r>
-        <w:drawing>
-          <wp:inline distT="0" distB="0" distL="0" distR="0" wp14:anchorId="64DAC24A" wp14:editId="23F9026E">
-            <wp:extent cx="5943600" cy="3738245"/>
-            <wp:effectExtent l="0" t="0" r="0" b="0"/>
-            <wp:docPr id="1129903799" name="Picture 105" descr="Du lịch Cồn Sơn Cần Thơ"/>
-            <wp:cNvGraphicFramePr>
-              <a:graphicFrameLocks xmlns:a="http://schemas.openxmlformats.org/drawingml/2006/main" noChangeAspect="1"/>
-            </wp:cNvGraphicFramePr>
-            <a:graphic xmlns:a="http://schemas.openxmlformats.org/drawingml/2006/main">
-              <a:graphicData uri="http://schemas.openxmlformats.org/drawingml/2006/picture">
-                <pic:pic xmlns:pic="http://schemas.openxmlformats.org/drawingml/2006/picture">
-                  <pic:nvPicPr>
-                    <pic:cNvPr id="0" name="Picture 389" descr="Du lịch Cồn Sơn Cần Thơ"/>
-                    <pic:cNvPicPr>
-                      <a:picLocks noChangeAspect="1" noChangeArrowheads="1"/>
-                    </pic:cNvPicPr>
-                  </pic:nvPicPr>
-                  <pic:blipFill>
-                    <a:blip r:embed="rId26">
-                      <a:extLst>
-                        <a:ext uri="{28A0092B-C50C-407E-A947-70E740481C1C}">
-                          <a14:useLocalDpi xmlns:a14="http://schemas.microsoft.com/office/drawing/2010/main" val="0"/>
-                        </a:ext>
-                      </a:extLst>
-                    </a:blip>
-                    <a:srcRect/>
-                    <a:stretch>
-                      <a:fillRect/>
-                    </a:stretch>
-                  </pic:blipFill>
-                  <pic:spPr bwMode="auto">
-                    <a:xfrm>
-                      <a:off x="0" y="0"/>
-                      <a:ext cx="5943600" cy="3738245"/>
-                    </a:xfrm>
-                    <a:prstGeom prst="rect">
-                      <a:avLst/>
-                    </a:prstGeom>
-                    <a:noFill/>
-                    <a:ln>
-                      <a:noFill/>
-                    </a:ln>
-                  </pic:spPr>
-                </pic:pic>
-              </a:graphicData>
-            </a:graphic>
-          </wp:inline>
-        </w:drawing>
-      </w:r>
-      <w:r>
-        <w:rPr>
-          <w:i/>
-          <w:iCs/>
-        </w:rPr>
-        <w:t>Ngắm cảnh sông nước dập dềnh tại làng du lịch Cồn Sơn Cần Thơ (Ảnh: sưu tầm)</w:t>
-      </w:r>
-    </w:p>
-    <w:p>
-      <w:r>
         <w:t>Đến với khu làm bánh dân gian tại Cồn Sơn, bạn không chỉ được tận hưởng hương vị ngọt ngào của những loại bánh </w:t>
       </w:r>
-      <w:hyperlink r:id="rId27" w:history="1">
+      <w:hyperlink r:id="rId7" w:history="1">
         <w:r>
           <w:rPr>
             <w:rStyle w:val="Hyperlink"/>
@@ -1529,15 +375,7 @@
         </w:numPr>
       </w:pPr>
       <w:r>
-        <w:t xml:space="preserve">Bánh </w:t>
-      </w:r>
-      <w:proofErr w:type="gramStart"/>
-      <w:r>
-        <w:t>xèo :</w:t>
-      </w:r>
-      <w:proofErr w:type="gramEnd"/>
-      <w:r>
-        <w:t xml:space="preserve"> 30.000đ/cái</w:t>
+        <w:t>Bánh xèo : 30.000đ/cái</w:t>
       </w:r>
     </w:p>
     <w:p>
@@ -1564,205 +402,11 @@
     </w:p>
     <w:p>
       <w:r>
-        <w:drawing>
-          <wp:inline distT="0" distB="0" distL="0" distR="0" wp14:anchorId="375C8014" wp14:editId="55082334">
-            <wp:extent cx="5943600" cy="4439920"/>
-            <wp:effectExtent l="0" t="0" r="0" b="0"/>
-            <wp:docPr id="1642686284" name="Picture 104" descr="Du lịch Cồn Sơn Cần Thơ"/>
-            <wp:cNvGraphicFramePr>
-              <a:graphicFrameLocks xmlns:a="http://schemas.openxmlformats.org/drawingml/2006/main" noChangeAspect="1"/>
-            </wp:cNvGraphicFramePr>
-            <a:graphic xmlns:a="http://schemas.openxmlformats.org/drawingml/2006/main">
-              <a:graphicData uri="http://schemas.openxmlformats.org/drawingml/2006/picture">
-                <pic:pic xmlns:pic="http://schemas.openxmlformats.org/drawingml/2006/picture">
-                  <pic:nvPicPr>
-                    <pic:cNvPr id="0" name="Picture 390" descr="Du lịch Cồn Sơn Cần Thơ"/>
-                    <pic:cNvPicPr>
-                      <a:picLocks noChangeAspect="1" noChangeArrowheads="1"/>
-                    </pic:cNvPicPr>
-                  </pic:nvPicPr>
-                  <pic:blipFill>
-                    <a:blip r:embed="rId28">
-                      <a:extLst>
-                        <a:ext uri="{28A0092B-C50C-407E-A947-70E740481C1C}">
-                          <a14:useLocalDpi xmlns:a14="http://schemas.microsoft.com/office/drawing/2010/main" val="0"/>
-                        </a:ext>
-                      </a:extLst>
-                    </a:blip>
-                    <a:srcRect/>
-                    <a:stretch>
-                      <a:fillRect/>
-                    </a:stretch>
-                  </pic:blipFill>
-                  <pic:spPr bwMode="auto">
-                    <a:xfrm>
-                      <a:off x="0" y="0"/>
-                      <a:ext cx="5943600" cy="4439920"/>
-                    </a:xfrm>
-                    <a:prstGeom prst="rect">
-                      <a:avLst/>
-                    </a:prstGeom>
-                    <a:noFill/>
-                    <a:ln>
-                      <a:noFill/>
-                    </a:ln>
-                  </pic:spPr>
-                </pic:pic>
-              </a:graphicData>
-            </a:graphic>
-          </wp:inline>
-        </w:drawing>
-      </w:r>
-      <w:r>
-        <w:rPr>
-          <w:i/>
-          <w:iCs/>
-        </w:rPr>
-        <w:t>Bánh miền Tây có điểm chung là chế biến đơn giản, tận dụng nguyên liệu địa phương và thơm mùi cốt dừa nên bạn sẽ cảm nhận được cả vị ngọt và mặn tuỳ từng loại bánh (Ảnh: sưu tầm)</w:t>
-      </w:r>
-      <w:r>
-        <w:drawing>
-          <wp:inline distT="0" distB="0" distL="0" distR="0" wp14:anchorId="72AA4805" wp14:editId="5C395608">
-            <wp:extent cx="5943600" cy="3346450"/>
-            <wp:effectExtent l="0" t="0" r="0" b="6350"/>
-            <wp:docPr id="1526907604" name="Picture 103" descr="Du lịch Cồn Sơn Cần Thơ"/>
-            <wp:cNvGraphicFramePr>
-              <a:graphicFrameLocks xmlns:a="http://schemas.openxmlformats.org/drawingml/2006/main" noChangeAspect="1"/>
-            </wp:cNvGraphicFramePr>
-            <a:graphic xmlns:a="http://schemas.openxmlformats.org/drawingml/2006/main">
-              <a:graphicData uri="http://schemas.openxmlformats.org/drawingml/2006/picture">
-                <pic:pic xmlns:pic="http://schemas.openxmlformats.org/drawingml/2006/picture">
-                  <pic:nvPicPr>
-                    <pic:cNvPr id="0" name="Picture 391" descr="Du lịch Cồn Sơn Cần Thơ"/>
-                    <pic:cNvPicPr>
-                      <a:picLocks noChangeAspect="1" noChangeArrowheads="1"/>
-                    </pic:cNvPicPr>
-                  </pic:nvPicPr>
-                  <pic:blipFill>
-                    <a:blip r:embed="rId29">
-                      <a:extLst>
-                        <a:ext uri="{28A0092B-C50C-407E-A947-70E740481C1C}">
-                          <a14:useLocalDpi xmlns:a14="http://schemas.microsoft.com/office/drawing/2010/main" val="0"/>
-                        </a:ext>
-                      </a:extLst>
-                    </a:blip>
-                    <a:srcRect/>
-                    <a:stretch>
-                      <a:fillRect/>
-                    </a:stretch>
-                  </pic:blipFill>
-                  <pic:spPr bwMode="auto">
-                    <a:xfrm>
-                      <a:off x="0" y="0"/>
-                      <a:ext cx="5943600" cy="3346450"/>
-                    </a:xfrm>
-                    <a:prstGeom prst="rect">
-                      <a:avLst/>
-                    </a:prstGeom>
-                    <a:noFill/>
-                    <a:ln>
-                      <a:noFill/>
-                    </a:ln>
-                  </pic:spPr>
-                </pic:pic>
-              </a:graphicData>
-            </a:graphic>
-          </wp:inline>
-        </w:drawing>
-      </w:r>
-      <w:r>
-        <w:rPr>
-          <w:i/>
-          <w:iCs/>
-        </w:rPr>
-        <w:t>Bạn có thể tham gia vào mọi công đoạn từ chuẩn bị nguyên liệu, nhào bột, tự tay chế biến ra những chiếc bánh thơm ngon, đẹp mắt đậm chất Nam Bộ (Ảnh: sưu tầm)</w:t>
-      </w:r>
-    </w:p>
-    <w:p>
-      <w:r>
         <w:t>Bạn có thể đặt trước tiệc buffet bánh dân gian nếu đi theo đoàn đông để thưởng thức được nhiều loại bánh, còn nếu bạn đi 1-4 người thì chỉ nên học cách làm 1-2 loại bánh thôi nha, tùy theo từng loại bánh và số lượng người mà giá sẽ khác nhau.</w:t>
       </w:r>
     </w:p>
     <w:p>
       <w:r>
-        <w:drawing>
-          <wp:inline distT="0" distB="0" distL="0" distR="0" wp14:anchorId="0999CFF8" wp14:editId="5F53DB0B">
-            <wp:extent cx="5943600" cy="3346450"/>
-            <wp:effectExtent l="0" t="0" r="0" b="6350"/>
-            <wp:docPr id="1745239626" name="Picture 102" descr="Du lịch Cồn Sơn Cần Thơ"/>
-            <wp:cNvGraphicFramePr>
-              <a:graphicFrameLocks xmlns:a="http://schemas.openxmlformats.org/drawingml/2006/main" noChangeAspect="1"/>
-            </wp:cNvGraphicFramePr>
-            <a:graphic xmlns:a="http://schemas.openxmlformats.org/drawingml/2006/main">
-              <a:graphicData uri="http://schemas.openxmlformats.org/drawingml/2006/picture">
-                <pic:pic xmlns:pic="http://schemas.openxmlformats.org/drawingml/2006/picture">
-                  <pic:nvPicPr>
-                    <pic:cNvPr id="0" name="Picture 392" descr="Du lịch Cồn Sơn Cần Thơ"/>
-                    <pic:cNvPicPr>
-                      <a:picLocks noChangeAspect="1" noChangeArrowheads="1"/>
-                    </pic:cNvPicPr>
-                  </pic:nvPicPr>
-                  <pic:blipFill>
-                    <a:blip r:embed="rId30">
-                      <a:extLst>
-                        <a:ext uri="{28A0092B-C50C-407E-A947-70E740481C1C}">
-                          <a14:useLocalDpi xmlns:a14="http://schemas.microsoft.com/office/drawing/2010/main" val="0"/>
-                        </a:ext>
-                      </a:extLst>
-                    </a:blip>
-                    <a:srcRect/>
-                    <a:stretch>
-                      <a:fillRect/>
-                    </a:stretch>
-                  </pic:blipFill>
-                  <pic:spPr bwMode="auto">
-                    <a:xfrm>
-                      <a:off x="0" y="0"/>
-                      <a:ext cx="5943600" cy="3346450"/>
-                    </a:xfrm>
-                    <a:prstGeom prst="rect">
-                      <a:avLst/>
-                    </a:prstGeom>
-                    <a:noFill/>
-                    <a:ln>
-                      <a:noFill/>
-                    </a:ln>
-                  </pic:spPr>
-                </pic:pic>
-              </a:graphicData>
-            </a:graphic>
-          </wp:inline>
-        </w:drawing>
-      </w:r>
-      <w:r>
-        <w:rPr>
-          <w:i/>
-          <w:iCs/>
-        </w:rPr>
-        <w:t>Trải nghiệm làm bánh dân gian tại Cồn Sơn (Ảnh: sưu tầm)</w:t>
-      </w:r>
-    </w:p>
-    <w:p>
-      <w:r>
-        <w:rPr>
-          <w:i/>
-          <w:iCs/>
-        </w:rPr>
-        <w:t>&gt;&gt;&gt; Tham khảo thêm: </w:t>
-      </w:r>
-      <w:hyperlink r:id="rId31" w:history="1">
-        <w:r>
-          <w:rPr>
-            <w:rStyle w:val="Hyperlink"/>
-            <w:i/>
-            <w:iCs/>
-          </w:rPr>
-          <w:t>Khám phá ẩm thực Cần Thơ - nét độc đáo trong ẩm thực miền Tây sông nước</w:t>
-        </w:r>
-      </w:hyperlink>
-    </w:p>
-    <w:p>
-      <w:r>
         <w:t>3.4. Tham quan và thưởng thức trái cây ngay tại miệt vườn Cồn Sơn</w:t>
       </w:r>
     </w:p>
@@ -1773,15 +417,7 @@
     </w:p>
     <w:p>
       <w:r>
-        <w:t xml:space="preserve">Cái cảm giác được thưởng thức trái cây do chính tay mình hái ngay tại vườn thật sự tuyệt vời, bạn sẽ cảm nhận được đầy đủ hương vị thơm ngon, giòn giòn, tươi mát của nó. Và thực sự hối tiếc nếu bạn không mua ít trái cây về làm quà cho người thân hay bạn bè bởi hiếm có dịp mua được trái cây với chất lượng tuyệt ngon, </w:t>
-      </w:r>
-      <w:proofErr w:type="gramStart"/>
-      <w:r>
-        <w:t>an</w:t>
-      </w:r>
-      <w:proofErr w:type="gramEnd"/>
-      <w:r>
-        <w:t xml:space="preserve"> toàn không hóa chất cùng giá cả cực rẻ ngay tại vườn như thế này đấy. </w:t>
+        <w:t>Cái cảm giác được thưởng thức trái cây do chính tay mình hái ngay tại vườn thật sự tuyệt vời, bạn sẽ cảm nhận được đầy đủ hương vị thơm ngon, giòn giòn, tươi mát của nó. Và thực sự hối tiếc nếu bạn không mua ít trái cây về làm quà cho người thân hay bạn bè bởi hiếm có dịp mua được trái cây với chất lượng tuyệt ngon, an toàn không hóa chất cùng giá cả cực rẻ ngay tại vườn như thế này đấy. </w:t>
       </w:r>
     </w:p>
     <w:p>
@@ -1912,122 +548,6 @@
     </w:p>
     <w:p>
       <w:r>
-        <w:drawing>
-          <wp:inline distT="0" distB="0" distL="0" distR="0" wp14:anchorId="6CCC2326" wp14:editId="29B0B598">
-            <wp:extent cx="5943600" cy="5943600"/>
-            <wp:effectExtent l="0" t="0" r="0" b="0"/>
-            <wp:docPr id="712440676" name="Picture 101" descr="Du lịch Cồn Sơn Cần Thơ"/>
-            <wp:cNvGraphicFramePr>
-              <a:graphicFrameLocks xmlns:a="http://schemas.openxmlformats.org/drawingml/2006/main" noChangeAspect="1"/>
-            </wp:cNvGraphicFramePr>
-            <a:graphic xmlns:a="http://schemas.openxmlformats.org/drawingml/2006/main">
-              <a:graphicData uri="http://schemas.openxmlformats.org/drawingml/2006/picture">
-                <pic:pic xmlns:pic="http://schemas.openxmlformats.org/drawingml/2006/picture">
-                  <pic:nvPicPr>
-                    <pic:cNvPr id="0" name="Picture 393" descr="Du lịch Cồn Sơn Cần Thơ"/>
-                    <pic:cNvPicPr>
-                      <a:picLocks noChangeAspect="1" noChangeArrowheads="1"/>
-                    </pic:cNvPicPr>
-                  </pic:nvPicPr>
-                  <pic:blipFill>
-                    <a:blip r:embed="rId32">
-                      <a:extLst>
-                        <a:ext uri="{28A0092B-C50C-407E-A947-70E740481C1C}">
-                          <a14:useLocalDpi xmlns:a14="http://schemas.microsoft.com/office/drawing/2010/main" val="0"/>
-                        </a:ext>
-                      </a:extLst>
-                    </a:blip>
-                    <a:srcRect/>
-                    <a:stretch>
-                      <a:fillRect/>
-                    </a:stretch>
-                  </pic:blipFill>
-                  <pic:spPr bwMode="auto">
-                    <a:xfrm>
-                      <a:off x="0" y="0"/>
-                      <a:ext cx="5943600" cy="5943600"/>
-                    </a:xfrm>
-                    <a:prstGeom prst="rect">
-                      <a:avLst/>
-                    </a:prstGeom>
-                    <a:noFill/>
-                    <a:ln>
-                      <a:noFill/>
-                    </a:ln>
-                  </pic:spPr>
-                </pic:pic>
-              </a:graphicData>
-            </a:graphic>
-          </wp:inline>
-        </w:drawing>
-      </w:r>
-      <w:r>
-        <w:rPr>
-          <w:i/>
-          <w:iCs/>
-        </w:rPr>
-        <w:t>Nhìn mâm trái cây thơm ngon, tươi mát đủ màu sắc thích thực sự (Ảnh: sưu tầm)</w:t>
-      </w:r>
-      <w:r>
-        <w:drawing>
-          <wp:inline distT="0" distB="0" distL="0" distR="0" wp14:anchorId="6E6D62A3" wp14:editId="4E79C4B2">
-            <wp:extent cx="5943600" cy="5943600"/>
-            <wp:effectExtent l="0" t="0" r="0" b="0"/>
-            <wp:docPr id="2069429502" name="Picture 100" descr="Du lịch Cồn Sơn Cần Thơ"/>
-            <wp:cNvGraphicFramePr>
-              <a:graphicFrameLocks xmlns:a="http://schemas.openxmlformats.org/drawingml/2006/main" noChangeAspect="1"/>
-            </wp:cNvGraphicFramePr>
-            <a:graphic xmlns:a="http://schemas.openxmlformats.org/drawingml/2006/main">
-              <a:graphicData uri="http://schemas.openxmlformats.org/drawingml/2006/picture">
-                <pic:pic xmlns:pic="http://schemas.openxmlformats.org/drawingml/2006/picture">
-                  <pic:nvPicPr>
-                    <pic:cNvPr id="0" name="Picture 394" descr="Du lịch Cồn Sơn Cần Thơ"/>
-                    <pic:cNvPicPr>
-                      <a:picLocks noChangeAspect="1" noChangeArrowheads="1"/>
-                    </pic:cNvPicPr>
-                  </pic:nvPicPr>
-                  <pic:blipFill>
-                    <a:blip r:embed="rId33">
-                      <a:extLst>
-                        <a:ext uri="{28A0092B-C50C-407E-A947-70E740481C1C}">
-                          <a14:useLocalDpi xmlns:a14="http://schemas.microsoft.com/office/drawing/2010/main" val="0"/>
-                        </a:ext>
-                      </a:extLst>
-                    </a:blip>
-                    <a:srcRect/>
-                    <a:stretch>
-                      <a:fillRect/>
-                    </a:stretch>
-                  </pic:blipFill>
-                  <pic:spPr bwMode="auto">
-                    <a:xfrm>
-                      <a:off x="0" y="0"/>
-                      <a:ext cx="5943600" cy="5943600"/>
-                    </a:xfrm>
-                    <a:prstGeom prst="rect">
-                      <a:avLst/>
-                    </a:prstGeom>
-                    <a:noFill/>
-                    <a:ln>
-                      <a:noFill/>
-                    </a:ln>
-                  </pic:spPr>
-                </pic:pic>
-              </a:graphicData>
-            </a:graphic>
-          </wp:inline>
-        </w:drawing>
-      </w:r>
-      <w:r>
-        <w:rPr>
-          <w:i/>
-          <w:iCs/>
-        </w:rPr>
-        <w:t>Ai bảo đi miệt vườn thì khó có ảnh xinh nào? (Ảnh: sưu tầm)</w:t>
-      </w:r>
-    </w:p>
-    <w:p>
-      <w:r>
         <w:t>3.5. Thử thách tát mương bắt cá tại làng du lịch cộng đồng Cồn Sơn</w:t>
       </w:r>
     </w:p>
@@ -2059,122 +579,6 @@
     </w:p>
     <w:p>
       <w:r>
-        <w:drawing>
-          <wp:inline distT="0" distB="0" distL="0" distR="0" wp14:anchorId="756DEE8A" wp14:editId="7C905C21">
-            <wp:extent cx="5943600" cy="3952240"/>
-            <wp:effectExtent l="0" t="0" r="0" b="0"/>
-            <wp:docPr id="119700205" name="Picture 99" descr="Du lịch Cồn Sơn Cần Thơ"/>
-            <wp:cNvGraphicFramePr>
-              <a:graphicFrameLocks xmlns:a="http://schemas.openxmlformats.org/drawingml/2006/main" noChangeAspect="1"/>
-            </wp:cNvGraphicFramePr>
-            <a:graphic xmlns:a="http://schemas.openxmlformats.org/drawingml/2006/main">
-              <a:graphicData uri="http://schemas.openxmlformats.org/drawingml/2006/picture">
-                <pic:pic xmlns:pic="http://schemas.openxmlformats.org/drawingml/2006/picture">
-                  <pic:nvPicPr>
-                    <pic:cNvPr id="0" name="Picture 395" descr="Du lịch Cồn Sơn Cần Thơ"/>
-                    <pic:cNvPicPr>
-                      <a:picLocks noChangeAspect="1" noChangeArrowheads="1"/>
-                    </pic:cNvPicPr>
-                  </pic:nvPicPr>
-                  <pic:blipFill>
-                    <a:blip r:embed="rId34">
-                      <a:extLst>
-                        <a:ext uri="{28A0092B-C50C-407E-A947-70E740481C1C}">
-                          <a14:useLocalDpi xmlns:a14="http://schemas.microsoft.com/office/drawing/2010/main" val="0"/>
-                        </a:ext>
-                      </a:extLst>
-                    </a:blip>
-                    <a:srcRect/>
-                    <a:stretch>
-                      <a:fillRect/>
-                    </a:stretch>
-                  </pic:blipFill>
-                  <pic:spPr bwMode="auto">
-                    <a:xfrm>
-                      <a:off x="0" y="0"/>
-                      <a:ext cx="5943600" cy="3952240"/>
-                    </a:xfrm>
-                    <a:prstGeom prst="rect">
-                      <a:avLst/>
-                    </a:prstGeom>
-                    <a:noFill/>
-                    <a:ln>
-                      <a:noFill/>
-                    </a:ln>
-                  </pic:spPr>
-                </pic:pic>
-              </a:graphicData>
-            </a:graphic>
-          </wp:inline>
-        </w:drawing>
-      </w:r>
-      <w:r>
-        <w:rPr>
-          <w:i/>
-          <w:iCs/>
-        </w:rPr>
-        <w:t>Trải nghiệm làm nông dân 1 ngày tại Cồn Sơn (Ảnh: sưu tầm)</w:t>
-      </w:r>
-      <w:r>
-        <w:drawing>
-          <wp:inline distT="0" distB="0" distL="0" distR="0" wp14:anchorId="1565108F" wp14:editId="578ADCB8">
-            <wp:extent cx="5943600" cy="5943600"/>
-            <wp:effectExtent l="0" t="0" r="0" b="0"/>
-            <wp:docPr id="160312301" name="Picture 98" descr="Du lịch Cồn Sơn Cần Thơ"/>
-            <wp:cNvGraphicFramePr>
-              <a:graphicFrameLocks xmlns:a="http://schemas.openxmlformats.org/drawingml/2006/main" noChangeAspect="1"/>
-            </wp:cNvGraphicFramePr>
-            <a:graphic xmlns:a="http://schemas.openxmlformats.org/drawingml/2006/main">
-              <a:graphicData uri="http://schemas.openxmlformats.org/drawingml/2006/picture">
-                <pic:pic xmlns:pic="http://schemas.openxmlformats.org/drawingml/2006/picture">
-                  <pic:nvPicPr>
-                    <pic:cNvPr id="0" name="Picture 396" descr="Du lịch Cồn Sơn Cần Thơ"/>
-                    <pic:cNvPicPr>
-                      <a:picLocks noChangeAspect="1" noChangeArrowheads="1"/>
-                    </pic:cNvPicPr>
-                  </pic:nvPicPr>
-                  <pic:blipFill>
-                    <a:blip r:embed="rId35">
-                      <a:extLst>
-                        <a:ext uri="{28A0092B-C50C-407E-A947-70E740481C1C}">
-                          <a14:useLocalDpi xmlns:a14="http://schemas.microsoft.com/office/drawing/2010/main" val="0"/>
-                        </a:ext>
-                      </a:extLst>
-                    </a:blip>
-                    <a:srcRect/>
-                    <a:stretch>
-                      <a:fillRect/>
-                    </a:stretch>
-                  </pic:blipFill>
-                  <pic:spPr bwMode="auto">
-                    <a:xfrm>
-                      <a:off x="0" y="0"/>
-                      <a:ext cx="5943600" cy="5943600"/>
-                    </a:xfrm>
-                    <a:prstGeom prst="rect">
-                      <a:avLst/>
-                    </a:prstGeom>
-                    <a:noFill/>
-                    <a:ln>
-                      <a:noFill/>
-                    </a:ln>
-                  </pic:spPr>
-                </pic:pic>
-              </a:graphicData>
-            </a:graphic>
-          </wp:inline>
-        </w:drawing>
-      </w:r>
-      <w:r>
-        <w:rPr>
-          <w:i/>
-          <w:iCs/>
-        </w:rPr>
-        <w:t>Trải nghiệm đứng trên lá sen khổng lồ “siêu mạo hiểm” (Ảnh: sưu tầm)</w:t>
-      </w:r>
-    </w:p>
-    <w:p>
-      <w:r>
         <w:t>3.6. Thưởng thức đờn ca tài tử Nam Bộ</w:t>
       </w:r>
     </w:p>
@@ -2196,237 +600,6 @@
     </w:p>
     <w:p>
       <w:r>
-        <w:drawing>
-          <wp:inline distT="0" distB="0" distL="0" distR="0" wp14:anchorId="6138EB21" wp14:editId="6AA76463">
-            <wp:extent cx="5943600" cy="3962400"/>
-            <wp:effectExtent l="0" t="0" r="0" b="0"/>
-            <wp:docPr id="1662195719" name="Picture 97" descr="anh khong gian phong"/>
-            <wp:cNvGraphicFramePr>
-              <a:graphicFrameLocks xmlns:a="http://schemas.openxmlformats.org/drawingml/2006/main" noChangeAspect="1"/>
-            </wp:cNvGraphicFramePr>
-            <a:graphic xmlns:a="http://schemas.openxmlformats.org/drawingml/2006/main">
-              <a:graphicData uri="http://schemas.openxmlformats.org/drawingml/2006/picture">
-                <pic:pic xmlns:pic="http://schemas.openxmlformats.org/drawingml/2006/picture">
-                  <pic:nvPicPr>
-                    <pic:cNvPr id="0" name="Picture 397" descr="anh khong gian phong"/>
-                    <pic:cNvPicPr>
-                      <a:picLocks noChangeAspect="1" noChangeArrowheads="1"/>
-                    </pic:cNvPicPr>
-                  </pic:nvPicPr>
-                  <pic:blipFill>
-                    <a:blip r:embed="rId36" cstate="print">
-                      <a:extLst>
-                        <a:ext uri="{28A0092B-C50C-407E-A947-70E740481C1C}">
-                          <a14:useLocalDpi xmlns:a14="http://schemas.microsoft.com/office/drawing/2010/main" val="0"/>
-                        </a:ext>
-                      </a:extLst>
-                    </a:blip>
-                    <a:srcRect/>
-                    <a:stretch>
-                      <a:fillRect/>
-                    </a:stretch>
-                  </pic:blipFill>
-                  <pic:spPr bwMode="auto">
-                    <a:xfrm>
-                      <a:off x="0" y="0"/>
-                      <a:ext cx="5943600" cy="3962400"/>
-                    </a:xfrm>
-                    <a:prstGeom prst="rect">
-                      <a:avLst/>
-                    </a:prstGeom>
-                    <a:noFill/>
-                    <a:ln>
-                      <a:noFill/>
-                    </a:ln>
-                  </pic:spPr>
-                </pic:pic>
-              </a:graphicData>
-            </a:graphic>
-          </wp:inline>
-        </w:drawing>
-      </w:r>
-    </w:p>
-    <w:p>
-      <w:r>
-        <mc:AlternateContent>
-          <mc:Choice Requires="wps">
-            <w:drawing>
-              <wp:inline distT="0" distB="0" distL="0" distR="0" wp14:anchorId="5FA13F22" wp14:editId="5A237CE4">
-                <wp:extent cx="304800" cy="304800"/>
-                <wp:effectExtent l="0" t="0" r="0" b="0"/>
-                <wp:docPr id="784707153" name="Rectangle 96" descr="icon prev">
-                  <a:hlinkClick xmlns:a="http://schemas.openxmlformats.org/drawingml/2006/main" r:id="rId37"/>
-                </wp:docPr>
-                <wp:cNvGraphicFramePr>
-                  <a:graphicFrameLocks xmlns:a="http://schemas.openxmlformats.org/drawingml/2006/main" noChangeAspect="1"/>
-                </wp:cNvGraphicFramePr>
-                <a:graphic xmlns:a="http://schemas.openxmlformats.org/drawingml/2006/main">
-                  <a:graphicData uri="http://schemas.microsoft.com/office/word/2010/wordprocessingShape">
-                    <wps:wsp>
-                      <wps:cNvSpPr>
-                        <a:spLocks noChangeAspect="1" noChangeArrowheads="1"/>
-                      </wps:cNvSpPr>
-                      <wps:spPr bwMode="auto">
-                        <a:xfrm>
-                          <a:off x="0" y="0"/>
-                          <a:ext cx="304800" cy="304800"/>
-                        </a:xfrm>
-                        <a:prstGeom prst="rect">
-                          <a:avLst/>
-                        </a:prstGeom>
-                        <a:noFill/>
-                        <a:ln>
-                          <a:noFill/>
-                        </a:ln>
-                        <a:extLst>
-                          <a:ext uri="{909E8E84-426E-40DD-AFC4-6F175D3DCCD1}">
-                            <a14:hiddenFill xmlns:a14="http://schemas.microsoft.com/office/drawing/2010/main">
-                              <a:solidFill>
-                                <a:srgbClr val="FFFFFF"/>
-                              </a:solidFill>
-                            </a14:hiddenFill>
-                          </a:ext>
-                          <a:ext uri="{91240B29-F687-4F45-9708-019B960494DF}">
-                            <a14:hiddenLine xmlns:a14="http://schemas.microsoft.com/office/drawing/2010/main" w="9525">
-                              <a:solidFill>
-                                <a:srgbClr val="000000"/>
-                              </a:solidFill>
-                              <a:miter lim="800000"/>
-                              <a:headEnd/>
-                              <a:tailEnd/>
-                            </a14:hiddenLine>
-                          </a:ext>
-                        </a:extLst>
-                      </wps:spPr>
-                      <wps:bodyPr rot="0" vert="horz" wrap="square" lIns="91440" tIns="45720" rIns="91440" bIns="45720" anchor="t" anchorCtr="0" upright="1">
-                        <a:noAutofit/>
-                      </wps:bodyPr>
-                    </wps:wsp>
-                  </a:graphicData>
-                </a:graphic>
-              </wp:inline>
-            </w:drawing>
-          </mc:Choice>
-          <mc:Fallback>
-            <w:pict>
-              <v:rect w14:anchorId="7FDD0C6C" id="Rectangle 96" o:spid="_x0000_s1026" alt="icon prev" href="https://vinpearl.com/vi/du-lich-con-son-can-tho-huong-dan-di-chuyen-an-uong-vui-choi-tu-a-z#carousel-adba" style="width:24pt;height:24pt;visibility:visible;mso-wrap-style:square;mso-left-percent:-10001;mso-top-percent:-10001;mso-position-horizontal:absolute;mso-position-horizontal-relative:char;mso-position-vertical:absolute;mso-position-vertical-relative:line;mso-left-percent:-10001;mso-top-percent:-10001;v-text-anchor:top" o:gfxdata="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" o:button="t" filled="f" stroked="f">
-                <v:fill o:detectmouseclick="t"/>
-                <o:lock v:ext="edit" aspectratio="t"/>
-                <w10:anchorlock/>
-              </v:rect>
-            </w:pict>
-          </mc:Fallback>
-        </mc:AlternateContent>
-      </w:r>
-      <w:r>
-        <mc:AlternateContent>
-          <mc:Choice Requires="wps">
-            <w:drawing>
-              <wp:inline distT="0" distB="0" distL="0" distR="0" wp14:anchorId="47FFD5A4" wp14:editId="2019784A">
-                <wp:extent cx="304800" cy="304800"/>
-                <wp:effectExtent l="0" t="0" r="0" b="0"/>
-                <wp:docPr id="660078404" name="Rectangle 95" descr="icon next">
-                  <a:hlinkClick xmlns:a="http://schemas.openxmlformats.org/drawingml/2006/main" r:id="rId37"/>
-                </wp:docPr>
-                <wp:cNvGraphicFramePr>
-                  <a:graphicFrameLocks xmlns:a="http://schemas.openxmlformats.org/drawingml/2006/main" noChangeAspect="1"/>
-                </wp:cNvGraphicFramePr>
-                <a:graphic xmlns:a="http://schemas.openxmlformats.org/drawingml/2006/main">
-                  <a:graphicData uri="http://schemas.microsoft.com/office/word/2010/wordprocessingShape">
-                    <wps:wsp>
-                      <wps:cNvSpPr>
-                        <a:spLocks noChangeAspect="1" noChangeArrowheads="1"/>
-                      </wps:cNvSpPr>
-                      <wps:spPr bwMode="auto">
-                        <a:xfrm>
-                          <a:off x="0" y="0"/>
-                          <a:ext cx="304800" cy="304800"/>
-                        </a:xfrm>
-                        <a:prstGeom prst="rect">
-                          <a:avLst/>
-                        </a:prstGeom>
-                        <a:noFill/>
-                        <a:ln>
-                          <a:noFill/>
-                        </a:ln>
-                        <a:extLst>
-                          <a:ext uri="{909E8E84-426E-40DD-AFC4-6F175D3DCCD1}">
-                            <a14:hiddenFill xmlns:a14="http://schemas.microsoft.com/office/drawing/2010/main">
-                              <a:solidFill>
-                                <a:srgbClr val="FFFFFF"/>
-                              </a:solidFill>
-                            </a14:hiddenFill>
-                          </a:ext>
-                          <a:ext uri="{91240B29-F687-4F45-9708-019B960494DF}">
-                            <a14:hiddenLine xmlns:a14="http://schemas.microsoft.com/office/drawing/2010/main" w="9525">
-                              <a:solidFill>
-                                <a:srgbClr val="000000"/>
-                              </a:solidFill>
-                              <a:miter lim="800000"/>
-                              <a:headEnd/>
-                              <a:tailEnd/>
-                            </a14:hiddenLine>
-                          </a:ext>
-                        </a:extLst>
-                      </wps:spPr>
-                      <wps:bodyPr rot="0" vert="horz" wrap="square" lIns="91440" tIns="45720" rIns="91440" bIns="45720" anchor="t" anchorCtr="0" upright="1">
-                        <a:noAutofit/>
-                      </wps:bodyPr>
-                    </wps:wsp>
-                  </a:graphicData>
-                </a:graphic>
-              </wp:inline>
-            </w:drawing>
-          </mc:Choice>
-          <mc:Fallback>
-            <w:pict>
-              <v:rect w14:anchorId="3DA70A3D" id="Rectangle 95" o:spid="_x0000_s1026" alt="icon next" href="https://vinpearl.com/vi/du-lich-con-son-can-tho-huong-dan-di-chuyen-an-uong-vui-choi-tu-a-z#carousel-adba" style="width:24pt;height:24pt;visibility:visible;mso-wrap-style:square;mso-left-percent:-10001;mso-top-percent:-10001;mso-position-horizontal:absolute;mso-position-horizontal-relative:char;mso-position-vertical:absolute;mso-position-vertical-relative:line;mso-left-percent:-10001;mso-top-percent:-10001;v-text-anchor:top" o:gfxdata="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" o:button="t" filled="f" stroked="f">
-                <v:fill o:detectmouseclick="t"/>
-                <o:lock v:ext="edit" aspectratio="t"/>
-                <w10:anchorlock/>
-              </v:rect>
-            </w:pict>
-          </mc:Fallback>
-        </mc:AlternateContent>
-      </w:r>
-    </w:p>
-    <w:p>
-      <w:r>
-        <w:t>Vinpearl Cửa Sót Resort, Affiliated by Meliá</w:t>
-      </w:r>
-    </w:p>
-    <w:p>
-      <w:r>
-        <w:t>Xã Thịnh Lộc, Huyện Thạch Hà, Tỉnh Hà Tĩnh</w:t>
-      </w:r>
-    </w:p>
-    <w:p>
-      <w:r>
-        <w:t>Giá công bố1.730.000 VND</w:t>
-      </w:r>
-    </w:p>
-    <w:p>
-      <w:r>
-        <w:t>Giá thành viên1.643.500 VND</w:t>
-      </w:r>
-    </w:p>
-    <w:p>
-      <w:r>
-        <w:t>/đêm</w:t>
-      </w:r>
-    </w:p>
-    <w:p>
-      <w:hyperlink r:id="rId38" w:tgtFrame="_blank" w:history="1">
-        <w:r>
-          <w:rPr>
-            <w:rStyle w:val="Hyperlink"/>
-          </w:rPr>
-          <w:t>Đặt ngay</w:t>
-        </w:r>
-      </w:hyperlink>
-    </w:p>
-    <w:p>
-      <w:r>
         <w:t>4. Những lưu ý khi du lịch Cồn Sơn Cần Thơ</w:t>
       </w:r>
     </w:p>
@@ -2438,15 +611,7 @@
         </w:numPr>
       </w:pPr>
       <w:r>
-        <w:t xml:space="preserve">Ở Cồn Sơn bạn vẫn có thể đi xe máy. Tuy nhiên đường đi Cồn Sơn Cần Thơ rất hẹp, khá nguy hiểm nên tốt nhất bạn nên gửi xe ở bến đò và thong </w:t>
-      </w:r>
-      <w:proofErr w:type="gramStart"/>
-      <w:r>
-        <w:t>dong</w:t>
-      </w:r>
-      <w:proofErr w:type="gramEnd"/>
-      <w:r>
-        <w:t xml:space="preserve"> đi bộ để có thêm thời gian ngắm cảnh.</w:t>
+        <w:t>Ở Cồn Sơn bạn vẫn có thể đi xe máy. Tuy nhiên đường đi Cồn Sơn Cần Thơ rất hẹp, khá nguy hiểm nên tốt nhất bạn nên gửi xe ở bến đò và thong dong đi bộ để có thêm thời gian ngắm cảnh.</w:t>
       </w:r>
     </w:p>
     <w:p>
@@ -4606,6 +2771,7 @@
   <w:style w:type="character" w:default="1" w:styleId="DefaultParagraphFont">
     <w:name w:val="Default Paragraph Font"/>
     <w:uiPriority w:val="1"/>
+    <w:semiHidden/>
     <w:unhideWhenUsed/>
   </w:style>
   <w:style w:type="table" w:default="1" w:styleId="TableNormal">
